--- a/docs/SauceDemo_Test_Plan_and_Test_Cases.docx
+++ b/docs/SauceDemo_Test_Plan_and_Test_Cases.docx
@@ -1504,7 +1504,7 @@
           <w:sz w:val="22"/>
           <w:szCs w:val="22"/>
         </w:rPr>
-        <w:t xml:space="preserve">Automated in: tests/login.spec.js, products.spec.js, cart.spec.js, checkout.spec.js, logout.spec.js. The Actual result and Status columns are intentionally blank. Fill them in only after running npm test yourself, copying what actually happened (Pass or Fail), including any failures.</w:t>
+        <w:t xml:space="preserve">Automated in: tests/login.spec.js, products.spec.js, cart.spec.js, checkout.spec.js, logout.spec.js. Actual results are from the automated run on 26 October 2026 (Chromium, headless, 5 workers): 17 passed, 0 failed, total time 18.6 s.</w:t>
       </w:r>
     </w:p>
     <w:tbl>
@@ -2018,7 +2018,7 @@
                 <w:sz w:val="17"/>
                 <w:szCs w:val="17"/>
               </w:rPr>
-              <w:t xml:space="preserve"/>
+              <w:t xml:space="preserve">Inventory page opens (URL contains inventory.html); heading is "Products"</w:t>
             </w:r>
           </w:p>
         </w:tc>
@@ -2048,7 +2048,7 @@
                 <w:sz w:val="17"/>
                 <w:szCs w:val="17"/>
               </w:rPr>
-              <w:t xml:space="preserve"/>
+              <w:t xml:space="preserve">Pass</w:t>
             </w:r>
           </w:p>
         </w:tc>
@@ -2289,7 +2289,7 @@
                 <w:sz w:val="17"/>
                 <w:szCs w:val="17"/>
               </w:rPr>
-              <w:t xml:space="preserve"/>
+              <w:t xml:space="preserve">Error: "Username and password do not match any user in this service"</w:t>
             </w:r>
           </w:p>
         </w:tc>
@@ -2319,7 +2319,7 @@
                 <w:sz w:val="17"/>
                 <w:szCs w:val="17"/>
               </w:rPr>
-              <w:t xml:space="preserve"/>
+              <w:t xml:space="preserve">Pass</w:t>
             </w:r>
           </w:p>
         </w:tc>
@@ -2560,7 +2560,7 @@
                 <w:sz w:val="17"/>
                 <w:szCs w:val="17"/>
               </w:rPr>
-              <w:t xml:space="preserve"/>
+              <w:t xml:space="preserve">Error: "this user has been locked out"</w:t>
             </w:r>
           </w:p>
         </w:tc>
@@ -2590,7 +2590,7 @@
                 <w:sz w:val="17"/>
                 <w:szCs w:val="17"/>
               </w:rPr>
-              <w:t xml:space="preserve"/>
+              <w:t xml:space="preserve">Pass</w:t>
             </w:r>
           </w:p>
         </w:tc>
@@ -2844,7 +2844,7 @@
                 <w:sz w:val="17"/>
                 <w:szCs w:val="17"/>
               </w:rPr>
-              <w:t xml:space="preserve"/>
+              <w:t xml:space="preserve">Error: "Username is required"</w:t>
             </w:r>
           </w:p>
         </w:tc>
@@ -2874,7 +2874,7 @@
                 <w:sz w:val="17"/>
                 <w:szCs w:val="17"/>
               </w:rPr>
-              <w:t xml:space="preserve"/>
+              <w:t xml:space="preserve">Pass</w:t>
             </w:r>
           </w:p>
         </w:tc>
@@ -3115,7 +3115,7 @@
                 <w:sz w:val="17"/>
                 <w:szCs w:val="17"/>
               </w:rPr>
-              <w:t xml:space="preserve"/>
+              <w:t xml:space="preserve">Error: "Password is required"</w:t>
             </w:r>
           </w:p>
         </w:tc>
@@ -3145,7 +3145,7 @@
                 <w:sz w:val="17"/>
                 <w:szCs w:val="17"/>
               </w:rPr>
-              <w:t xml:space="preserve"/>
+              <w:t xml:space="preserve">Pass</w:t>
             </w:r>
           </w:p>
         </w:tc>
@@ -3360,7 +3360,7 @@
                 <w:sz w:val="17"/>
                 <w:szCs w:val="17"/>
               </w:rPr>
-              <w:t xml:space="preserve"/>
+              <w:t xml:space="preserve">Error: "You can only access '/inventory.html' when you are logged in"</w:t>
             </w:r>
           </w:p>
         </w:tc>
@@ -3390,7 +3390,7 @@
                 <w:sz w:val="17"/>
                 <w:szCs w:val="17"/>
               </w:rPr>
-              <w:t xml:space="preserve"/>
+              <w:t xml:space="preserve">Pass</w:t>
             </w:r>
           </w:p>
         </w:tc>
@@ -3618,7 +3618,7 @@
                 <w:sz w:val="17"/>
                 <w:szCs w:val="17"/>
               </w:rPr>
-              <w:t xml:space="preserve"/>
+              <w:t xml:space="preserve">Exactly 6 products are displayed</w:t>
             </w:r>
           </w:p>
         </w:tc>
@@ -3648,7 +3648,7 @@
                 <w:sz w:val="17"/>
                 <w:szCs w:val="17"/>
               </w:rPr>
-              <w:t xml:space="preserve"/>
+              <w:t xml:space="preserve">Pass</w:t>
             </w:r>
           </w:p>
         </w:tc>
@@ -3889,7 +3889,7 @@
                 <w:sz w:val="17"/>
                 <w:szCs w:val="17"/>
               </w:rPr>
-              <w:t xml:space="preserve"/>
+              <w:t xml:space="preserve">First product is "Sauce Labs Backpack"</w:t>
             </w:r>
           </w:p>
         </w:tc>
@@ -3919,7 +3919,7 @@
                 <w:sz w:val="17"/>
                 <w:szCs w:val="17"/>
               </w:rPr>
-              <w:t xml:space="preserve"/>
+              <w:t xml:space="preserve">Pass</w:t>
             </w:r>
           </w:p>
         </w:tc>
@@ -4160,7 +4160,7 @@
                 <w:sz w:val="17"/>
                 <w:szCs w:val="17"/>
               </w:rPr>
-              <w:t xml:space="preserve"/>
+              <w:t xml:space="preserve">First price is $7.99</w:t>
             </w:r>
           </w:p>
         </w:tc>
@@ -4190,7 +4190,7 @@
                 <w:sz w:val="17"/>
                 <w:szCs w:val="17"/>
               </w:rPr>
-              <w:t xml:space="preserve"/>
+              <w:t xml:space="preserve">Pass</w:t>
             </w:r>
           </w:p>
         </w:tc>
@@ -4431,7 +4431,7 @@
                 <w:sz w:val="17"/>
                 <w:szCs w:val="17"/>
               </w:rPr>
-              <w:t xml:space="preserve"/>
+              <w:t xml:space="preserve">Cart badge shows 1</w:t>
             </w:r>
           </w:p>
         </w:tc>
@@ -4461,7 +4461,7 @@
                 <w:sz w:val="17"/>
                 <w:szCs w:val="17"/>
               </w:rPr>
-              <w:t xml:space="preserve"/>
+              <w:t xml:space="preserve">Pass</w:t>
             </w:r>
           </w:p>
         </w:tc>
@@ -4715,7 +4715,7 @@
                 <w:sz w:val="17"/>
                 <w:szCs w:val="17"/>
               </w:rPr>
-              <w:t xml:space="preserve"/>
+              <w:t xml:space="preserve">Cart badge shows 2</w:t>
             </w:r>
           </w:p>
         </w:tc>
@@ -4745,7 +4745,7 @@
                 <w:sz w:val="17"/>
                 <w:szCs w:val="17"/>
               </w:rPr>
-              <w:t xml:space="preserve"/>
+              <w:t xml:space="preserve">Pass</w:t>
             </w:r>
           </w:p>
         </w:tc>
@@ -4999,7 +4999,7 @@
                 <w:sz w:val="17"/>
                 <w:szCs w:val="17"/>
               </w:rPr>
-              <w:t xml:space="preserve"/>
+              <w:t xml:space="preserve">Cart badge is no longer shown</w:t>
             </w:r>
           </w:p>
         </w:tc>
@@ -5029,7 +5029,7 @@
                 <w:sz w:val="17"/>
                 <w:szCs w:val="17"/>
               </w:rPr>
-              <w:t xml:space="preserve"/>
+              <w:t xml:space="preserve">Pass</w:t>
             </w:r>
           </w:p>
         </w:tc>
@@ -5283,7 +5283,7 @@
                 <w:sz w:val="17"/>
                 <w:szCs w:val="17"/>
               </w:rPr>
-              <w:t xml:space="preserve"/>
+              <w:t xml:space="preserve">Cart page opens (cart.html) and lists only "Sauce Labs Backpack"</w:t>
             </w:r>
           </w:p>
         </w:tc>
@@ -5313,7 +5313,7 @@
                 <w:sz w:val="17"/>
                 <w:szCs w:val="17"/>
               </w:rPr>
-              <w:t xml:space="preserve"/>
+              <w:t xml:space="preserve">Pass</w:t>
             </w:r>
           </w:p>
         </w:tc>
@@ -5580,7 +5580,7 @@
                 <w:sz w:val="17"/>
                 <w:szCs w:val="17"/>
               </w:rPr>
-              <w:t xml:space="preserve"/>
+              <w:t xml:space="preserve">Overview lists the backpack with item total $29.99; confirmation "Thank you for your order!"</w:t>
             </w:r>
           </w:p>
         </w:tc>
@@ -5610,7 +5610,7 @@
                 <w:sz w:val="17"/>
                 <w:szCs w:val="17"/>
               </w:rPr>
-              <w:t xml:space="preserve"/>
+              <w:t xml:space="preserve">Pass</w:t>
             </w:r>
           </w:p>
         </w:tc>
@@ -5864,7 +5864,7 @@
                 <w:sz w:val="17"/>
                 <w:szCs w:val="17"/>
               </w:rPr>
-              <w:t xml:space="preserve"/>
+              <w:t xml:space="preserve">Error: "First Name is required"</w:t>
             </w:r>
           </w:p>
         </w:tc>
@@ -5894,7 +5894,7 @@
                 <w:sz w:val="17"/>
                 <w:szCs w:val="17"/>
               </w:rPr>
-              <w:t xml:space="preserve"/>
+              <w:t xml:space="preserve">Pass</w:t>
             </w:r>
           </w:p>
         </w:tc>
@@ -6148,7 +6148,7 @@
                 <w:sz w:val="17"/>
                 <w:szCs w:val="17"/>
               </w:rPr>
-              <w:t xml:space="preserve"/>
+              <w:t xml:space="preserve">Error: "Postal Code is required"</w:t>
             </w:r>
           </w:p>
         </w:tc>
@@ -6178,7 +6178,7 @@
                 <w:sz w:val="17"/>
                 <w:szCs w:val="17"/>
               </w:rPr>
-              <w:t xml:space="preserve"/>
+              <w:t xml:space="preserve">Pass</w:t>
             </w:r>
           </w:p>
         </w:tc>
@@ -6419,7 +6419,7 @@
                 <w:sz w:val="17"/>
                 <w:szCs w:val="17"/>
               </w:rPr>
-              <w:t xml:space="preserve"/>
+              <w:t xml:space="preserve">Login page is shown; Login button is visible</w:t>
             </w:r>
           </w:p>
         </w:tc>
@@ -6449,7 +6449,7 @@
                 <w:sz w:val="17"/>
                 <w:szCs w:val="17"/>
               </w:rPr>
-              <w:t xml:space="preserve"/>
+              <w:t xml:space="preserve">Pass</w:t>
             </w:r>
           </w:p>
         </w:tc>
@@ -6499,7 +6499,7 @@
           <w:sz w:val="22"/>
           <w:szCs w:val="22"/>
         </w:rPr>
-        <w:t xml:space="preserve">To be completed after the final run of the 17 tests. Write "No defects found" only if every test passed; otherwise list each failure with its test ID and error.</w:t>
+        <w:t xml:space="preserve">No defects were found. All 17 test cases passed in the run on 26 October 2026 (17 passed, 0 failed, 18.6 s).</w:t>
       </w:r>
     </w:p>
     <w:p>
@@ -6535,24 +6535,6 @@
           <w:szCs w:val="22"/>
         </w:rPr>
         <w:t xml:space="preserve">The tests depend on the current SauceDemo demo data (6 products, first product after each sort, backpack price $29.99). If the site data changes, TC07 to TC09 and TC14 need updating.</w:t>
-      </w:r>
-    </w:p>
-    <w:p>
-      <w:pPr>
-        <w:pStyle w:val="ListParagraph"/>
-        <w:numPr>
-          <w:ilvl w:val="0"/>
-          <w:numId w:val="2"/>
-        </w:numPr>
-        <w:spacing w:after="50"/>
-      </w:pPr>
-      <w:r>
-        <w:rPr>
-          <w:rFonts w:ascii="Calibri" w:cs="Calibri" w:eastAsia="Calibri" w:hAnsi="Calibri"/>
-          <w:sz w:val="22"/>
-          <w:szCs w:val="22"/>
-        </w:rPr>
-        <w:t xml:space="preserve">Add any other observations from your own run here.</w:t>
       </w:r>
     </w:p>
     <w:p>

--- a/docs/SauceDemo_Test_Plan_and_Test_Cases.docx
+++ b/docs/SauceDemo_Test_Plan_and_Test_Cases.docx
@@ -153,7 +153,7 @@
           <w:sz w:val="22"/>
           <w:szCs w:val="22"/>
         </w:rPr>
-        <w:t xml:space="preserve">In scope: login (valid, invalid, locked, empty fields, access protection), product listing and four sort orders, cart add/remove and contents, checkout form validation and order completion, logout.</w:t>
+        <w:t>In scope: login (valid, invalid, locked, empty fields, access protection), product listing and two sort orders (name A-Z, price low-high), cart add/remove and contents, checkout form validation and order completion, logout.</w:t>
       </w:r>
     </w:p>
     <w:p>
@@ -4070,7 +4070,7 @@
                 <w:sz w:val="17"/>
                 <w:szCs w:val="17"/>
               </w:rPr>
-              <w:t xml:space="preserve">3. Look at the first price</w:t>
+              <w:t>3. Look at the first product</w:t>
             </w:r>
           </w:p>
         </w:tc>
@@ -4130,7 +4130,7 @@
                 <w:sz w:val="17"/>
                 <w:szCs w:val="17"/>
               </w:rPr>
-              <w:t xml:space="preserve">First price is $7.99</w:t>
+              <w:t>First product is "Sauce Labs Onesie" (the cheapest, $7.99)</w:t>
             </w:r>
           </w:p>
         </w:tc>
@@ -4160,7 +4160,7 @@
                 <w:sz w:val="17"/>
                 <w:szCs w:val="17"/>
               </w:rPr>
-              <w:t xml:space="preserve">First price is $7.99</w:t>
+              <w:t>First product is "Sauce Labs Onesie" (the cheapest, $7.99)</w:t>
             </w:r>
           </w:p>
         </w:tc>
@@ -5550,7 +5550,7 @@
                 <w:sz w:val="17"/>
                 <w:szCs w:val="17"/>
               </w:rPr>
-              <w:t xml:space="preserve">Overview lists the backpack with item total $29.99; confirmation "Thank you for your order!"</w:t>
+              <w:t>Overview page opens (URL contains checkout-step-two); after Finish, confirmation "Thank you for your order!" is shown</w:t>
             </w:r>
           </w:p>
         </w:tc>
@@ -5580,7 +5580,7 @@
                 <w:sz w:val="17"/>
                 <w:szCs w:val="17"/>
               </w:rPr>
-              <w:t xml:space="preserve">Overview lists the backpack with item total $29.99; confirmation "Thank you for your order!"</w:t>
+              <w:t>Overview page opens (URL contains checkout-step-two); after Finish, confirmation "Thank you for your order!" is shown</w:t>
             </w:r>
           </w:p>
         </w:tc>
@@ -6534,7 +6534,7 @@
           <w:sz w:val="22"/>
           <w:szCs w:val="22"/>
         </w:rPr>
-        <w:t xml:space="preserve">The tests depend on the current SauceDemo demo data (6 products, first product after each sort, backpack price $29.99). If the site data changes, TC07 to TC09 and TC14 need updating.</w:t>
+        <w:t>The tests depend on the current SauceDemo demo data (6 products and the first product after each sort). If the site data changes, TC07 to TC09 need updating.</w:t>
       </w:r>
     </w:p>
     <w:p>

--- a/docs/SauceDemo_Test_Plan_and_Test_Cases.docx
+++ b/docs/SauceDemo_Test_Plan_and_Test_Cases.docx
@@ -153,7 +153,7 @@
           <w:sz w:val="22"/>
           <w:szCs w:val="22"/>
         </w:rPr>
-        <w:t>In scope: login (valid, invalid, locked, empty fields, access protection), product listing and two sort orders (name A-Z, price low-high), cart add/remove and contents, checkout form validation and order completion, logout.</w:t>
+        <w:t xml:space="preserve">In scope: login (valid, invalid, locked, empty fields, access protection), product listing and two sort orders (name A-Z, price low-high), cart add/remove and contents, checkout form validation and order completion, logout.</w:t>
       </w:r>
     </w:p>
     <w:p>
@@ -296,7 +296,7 @@
           <w:sz w:val="22"/>
           <w:szCs w:val="22"/>
         </w:rPr>
-        <w:t xml:space="preserve">Isolation: each test runs in a fresh browser context; each spec logs in with a simple beforeEach, so no test depends on another.</w:t>
+        <w:t xml:space="preserve">Isolation: each test runs in a fresh browser context; the specs start each test from a known state by logging in first (a simple beforeEach in most specs), so no test depends on another.</w:t>
       </w:r>
     </w:p>
     <w:p>
@@ -1145,7 +1145,7 @@
                 <w:sz w:val="20"/>
                 <w:szCs w:val="20"/>
               </w:rPr>
-              <w:t xml:space="preserve">Sauce Labs Backpack ($29.99), Sauce Labs Bike Light</w:t>
+              <w:t xml:space="preserve">Sauce Labs Backpack, Sauce Labs Bike Light</w:t>
             </w:r>
           </w:p>
         </w:tc>
@@ -1367,7 +1367,7 @@
           <w:sz w:val="22"/>
           <w:szCs w:val="22"/>
         </w:rPr>
-        <w:t xml:space="preserve">The sort tests assume SauceDemo shows 6 products; if the site data changes, TC07 to TC09 may need updating.</w:t>
+        <w:t xml:space="preserve">The product tests assume SauceDemo shows 6 products and a fixed product order after sorting; if the site data changes, TC07 to TC09 may need updating.</w:t>
       </w:r>
     </w:p>
     <w:p>
@@ -1509,7 +1509,7 @@
     </w:p>
     <w:tbl>
       <w:tblPr>
-        <w:tblW w:type="dxa" w:w="12900"/>
+        <w:tblW w:type="dxa" w:w="14838"/>
         <w:tblBorders>
           <w:top w:val="single" w:color="auto" w:sz="4"/>
           <w:left w:val="single" w:color="auto" w:sz="4"/>
@@ -1523,11 +1523,11 @@
         <w:gridCol w:w="700"/>
         <w:gridCol w:w="1000"/>
         <w:gridCol w:w="1500"/>
-        <w:gridCol w:w="3100"/>
-        <w:gridCol w:w="1800"/>
-        <w:gridCol w:w="2900"/>
-        <w:gridCol w:w="1100"/>
-        <w:gridCol w:w="800"/>
+        <w:gridCol w:w="3000"/>
+        <w:gridCol w:w="1700"/>
+        <w:gridCol w:w="3000"/>
+        <w:gridCol w:w="2938"/>
+        <w:gridCol w:w="1000"/>
       </w:tblGrid>
       <w:tr>
         <w:trPr>
@@ -1628,7 +1628,7 @@
         </w:tc>
         <w:tc>
           <w:tcPr>
-            <w:tcW w:type="dxa" w:w="3100"/>
+            <w:tcW w:type="dxa" w:w="3000"/>
             <w:tcBorders>
               <w:top w:val="single" w:color="BFBFBF" w:sz="4"/>
               <w:left w:val="single" w:color="BFBFBF" w:sz="4"/>
@@ -1659,7 +1659,7 @@
         </w:tc>
         <w:tc>
           <w:tcPr>
-            <w:tcW w:type="dxa" w:w="1800"/>
+            <w:tcW w:type="dxa" w:w="1700"/>
             <w:tcBorders>
               <w:top w:val="single" w:color="BFBFBF" w:sz="4"/>
               <w:left w:val="single" w:color="BFBFBF" w:sz="4"/>
@@ -1690,7 +1690,7 @@
         </w:tc>
         <w:tc>
           <w:tcPr>
-            <w:tcW w:type="dxa" w:w="2900"/>
+            <w:tcW w:type="dxa" w:w="3000"/>
             <w:tcBorders>
               <w:top w:val="single" w:color="BFBFBF" w:sz="4"/>
               <w:left w:val="single" w:color="BFBFBF" w:sz="4"/>
@@ -1721,7 +1721,7 @@
         </w:tc>
         <w:tc>
           <w:tcPr>
-            <w:tcW w:type="dxa" w:w="1100"/>
+            <w:tcW w:type="dxa" w:w="2938"/>
             <w:tcBorders>
               <w:top w:val="single" w:color="BFBFBF" w:sz="4"/>
               <w:left w:val="single" w:color="BFBFBF" w:sz="4"/>
@@ -1752,7 +1752,7 @@
         </w:tc>
         <w:tc>
           <w:tcPr>
-            <w:tcW w:type="dxa" w:w="800"/>
+            <w:tcW w:type="dxa" w:w="1000"/>
             <w:tcBorders>
               <w:top w:val="single" w:color="BFBFBF" w:sz="4"/>
               <w:left w:val="single" w:color="BFBFBF" w:sz="4"/>
@@ -1878,7 +1878,7 @@
         </w:tc>
         <w:tc>
           <w:tcPr>
-            <w:tcW w:type="dxa" w:w="3100"/>
+            <w:tcW w:type="dxa" w:w="3000"/>
             <w:tcBorders>
               <w:top w:val="single" w:color="BFBFBF" w:sz="4"/>
               <w:left w:val="single" w:color="BFBFBF" w:sz="4"/>
@@ -1934,7 +1934,7 @@
         </w:tc>
         <w:tc>
           <w:tcPr>
-            <w:tcW w:type="dxa" w:w="1800"/>
+            <w:tcW w:type="dxa" w:w="1700"/>
             <w:tcBorders>
               <w:top w:val="single" w:color="BFBFBF" w:sz="4"/>
               <w:left w:val="single" w:color="BFBFBF" w:sz="4"/>
@@ -1964,7 +1964,7 @@
         </w:tc>
         <w:tc>
           <w:tcPr>
-            <w:tcW w:type="dxa" w:w="2900"/>
+            <w:tcW w:type="dxa" w:w="3000"/>
             <w:tcBorders>
               <w:top w:val="single" w:color="BFBFBF" w:sz="4"/>
               <w:left w:val="single" w:color="BFBFBF" w:sz="4"/>
@@ -1994,7 +1994,7 @@
         </w:tc>
         <w:tc>
           <w:tcPr>
-            <w:tcW w:type="dxa" w:w="1100"/>
+            <w:tcW w:type="dxa" w:w="2938"/>
             <w:tcBorders>
               <w:top w:val="single" w:color="BFBFBF" w:sz="4"/>
               <w:left w:val="single" w:color="BFBFBF" w:sz="4"/>
@@ -2024,7 +2024,7 @@
         </w:tc>
         <w:tc>
           <w:tcPr>
-            <w:tcW w:type="dxa" w:w="800"/>
+            <w:tcW w:type="dxa" w:w="1000"/>
             <w:tcBorders>
               <w:top w:val="single" w:color="BFBFBF" w:sz="4"/>
               <w:left w:val="single" w:color="BFBFBF" w:sz="4"/>
@@ -2149,7 +2149,7 @@
         </w:tc>
         <w:tc>
           <w:tcPr>
-            <w:tcW w:type="dxa" w:w="3100"/>
+            <w:tcW w:type="dxa" w:w="3000"/>
             <w:tcBorders>
               <w:top w:val="single" w:color="BFBFBF" w:sz="4"/>
               <w:left w:val="single" w:color="BFBFBF" w:sz="4"/>
@@ -2205,7 +2205,7 @@
         </w:tc>
         <w:tc>
           <w:tcPr>
-            <w:tcW w:type="dxa" w:w="1800"/>
+            <w:tcW w:type="dxa" w:w="1700"/>
             <w:tcBorders>
               <w:top w:val="single" w:color="BFBFBF" w:sz="4"/>
               <w:left w:val="single" w:color="BFBFBF" w:sz="4"/>
@@ -2235,7 +2235,7 @@
         </w:tc>
         <w:tc>
           <w:tcPr>
-            <w:tcW w:type="dxa" w:w="2900"/>
+            <w:tcW w:type="dxa" w:w="3000"/>
             <w:tcBorders>
               <w:top w:val="single" w:color="BFBFBF" w:sz="4"/>
               <w:left w:val="single" w:color="BFBFBF" w:sz="4"/>
@@ -2265,7 +2265,7 @@
         </w:tc>
         <w:tc>
           <w:tcPr>
-            <w:tcW w:type="dxa" w:w="1100"/>
+            <w:tcW w:type="dxa" w:w="2938"/>
             <w:tcBorders>
               <w:top w:val="single" w:color="BFBFBF" w:sz="4"/>
               <w:left w:val="single" w:color="BFBFBF" w:sz="4"/>
@@ -2295,7 +2295,7 @@
         </w:tc>
         <w:tc>
           <w:tcPr>
-            <w:tcW w:type="dxa" w:w="800"/>
+            <w:tcW w:type="dxa" w:w="1000"/>
             <w:tcBorders>
               <w:top w:val="single" w:color="BFBFBF" w:sz="4"/>
               <w:left w:val="single" w:color="BFBFBF" w:sz="4"/>
@@ -2420,7 +2420,7 @@
         </w:tc>
         <w:tc>
           <w:tcPr>
-            <w:tcW w:type="dxa" w:w="3100"/>
+            <w:tcW w:type="dxa" w:w="3000"/>
             <w:tcBorders>
               <w:top w:val="single" w:color="BFBFBF" w:sz="4"/>
               <w:left w:val="single" w:color="BFBFBF" w:sz="4"/>
@@ -2476,7 +2476,7 @@
         </w:tc>
         <w:tc>
           <w:tcPr>
-            <w:tcW w:type="dxa" w:w="1800"/>
+            <w:tcW w:type="dxa" w:w="1700"/>
             <w:tcBorders>
               <w:top w:val="single" w:color="BFBFBF" w:sz="4"/>
               <w:left w:val="single" w:color="BFBFBF" w:sz="4"/>
@@ -2506,7 +2506,7 @@
         </w:tc>
         <w:tc>
           <w:tcPr>
-            <w:tcW w:type="dxa" w:w="2900"/>
+            <w:tcW w:type="dxa" w:w="3000"/>
             <w:tcBorders>
               <w:top w:val="single" w:color="BFBFBF" w:sz="4"/>
               <w:left w:val="single" w:color="BFBFBF" w:sz="4"/>
@@ -2536,7 +2536,7 @@
         </w:tc>
         <w:tc>
           <w:tcPr>
-            <w:tcW w:type="dxa" w:w="1100"/>
+            <w:tcW w:type="dxa" w:w="2938"/>
             <w:tcBorders>
               <w:top w:val="single" w:color="BFBFBF" w:sz="4"/>
               <w:left w:val="single" w:color="BFBFBF" w:sz="4"/>
@@ -2566,7 +2566,7 @@
         </w:tc>
         <w:tc>
           <w:tcPr>
-            <w:tcW w:type="dxa" w:w="800"/>
+            <w:tcW w:type="dxa" w:w="1000"/>
             <w:tcBorders>
               <w:top w:val="single" w:color="BFBFBF" w:sz="4"/>
               <w:left w:val="single" w:color="BFBFBF" w:sz="4"/>
@@ -2691,7 +2691,7 @@
         </w:tc>
         <w:tc>
           <w:tcPr>
-            <w:tcW w:type="dxa" w:w="3100"/>
+            <w:tcW w:type="dxa" w:w="3000"/>
             <w:tcBorders>
               <w:top w:val="single" w:color="BFBFBF" w:sz="4"/>
               <w:left w:val="single" w:color="BFBFBF" w:sz="4"/>
@@ -2747,7 +2747,7 @@
         </w:tc>
         <w:tc>
           <w:tcPr>
-            <w:tcW w:type="dxa" w:w="1800"/>
+            <w:tcW w:type="dxa" w:w="1700"/>
             <w:tcBorders>
               <w:top w:val="single" w:color="BFBFBF" w:sz="4"/>
               <w:left w:val="single" w:color="BFBFBF" w:sz="4"/>
@@ -2790,7 +2790,7 @@
         </w:tc>
         <w:tc>
           <w:tcPr>
-            <w:tcW w:type="dxa" w:w="2900"/>
+            <w:tcW w:type="dxa" w:w="3000"/>
             <w:tcBorders>
               <w:top w:val="single" w:color="BFBFBF" w:sz="4"/>
               <w:left w:val="single" w:color="BFBFBF" w:sz="4"/>
@@ -2820,7 +2820,7 @@
         </w:tc>
         <w:tc>
           <w:tcPr>
-            <w:tcW w:type="dxa" w:w="1100"/>
+            <w:tcW w:type="dxa" w:w="2938"/>
             <w:tcBorders>
               <w:top w:val="single" w:color="BFBFBF" w:sz="4"/>
               <w:left w:val="single" w:color="BFBFBF" w:sz="4"/>
@@ -2850,7 +2850,7 @@
         </w:tc>
         <w:tc>
           <w:tcPr>
-            <w:tcW w:type="dxa" w:w="800"/>
+            <w:tcW w:type="dxa" w:w="1000"/>
             <w:tcBorders>
               <w:top w:val="single" w:color="BFBFBF" w:sz="4"/>
               <w:left w:val="single" w:color="BFBFBF" w:sz="4"/>
@@ -2975,7 +2975,7 @@
         </w:tc>
         <w:tc>
           <w:tcPr>
-            <w:tcW w:type="dxa" w:w="3100"/>
+            <w:tcW w:type="dxa" w:w="3000"/>
             <w:tcBorders>
               <w:top w:val="single" w:color="BFBFBF" w:sz="4"/>
               <w:left w:val="single" w:color="BFBFBF" w:sz="4"/>
@@ -3031,7 +3031,7 @@
         </w:tc>
         <w:tc>
           <w:tcPr>
-            <w:tcW w:type="dxa" w:w="1800"/>
+            <w:tcW w:type="dxa" w:w="1700"/>
             <w:tcBorders>
               <w:top w:val="single" w:color="BFBFBF" w:sz="4"/>
               <w:left w:val="single" w:color="BFBFBF" w:sz="4"/>
@@ -3061,7 +3061,7 @@
         </w:tc>
         <w:tc>
           <w:tcPr>
-            <w:tcW w:type="dxa" w:w="2900"/>
+            <w:tcW w:type="dxa" w:w="3000"/>
             <w:tcBorders>
               <w:top w:val="single" w:color="BFBFBF" w:sz="4"/>
               <w:left w:val="single" w:color="BFBFBF" w:sz="4"/>
@@ -3091,7 +3091,7 @@
         </w:tc>
         <w:tc>
           <w:tcPr>
-            <w:tcW w:type="dxa" w:w="1100"/>
+            <w:tcW w:type="dxa" w:w="2938"/>
             <w:tcBorders>
               <w:top w:val="single" w:color="BFBFBF" w:sz="4"/>
               <w:left w:val="single" w:color="BFBFBF" w:sz="4"/>
@@ -3121,7 +3121,7 @@
         </w:tc>
         <w:tc>
           <w:tcPr>
-            <w:tcW w:type="dxa" w:w="800"/>
+            <w:tcW w:type="dxa" w:w="1000"/>
             <w:tcBorders>
               <w:top w:val="single" w:color="BFBFBF" w:sz="4"/>
               <w:left w:val="single" w:color="BFBFBF" w:sz="4"/>
@@ -3246,7 +3246,7 @@
         </w:tc>
         <w:tc>
           <w:tcPr>
-            <w:tcW w:type="dxa" w:w="3100"/>
+            <w:tcW w:type="dxa" w:w="3000"/>
             <w:tcBorders>
               <w:top w:val="single" w:color="BFBFBF" w:sz="4"/>
               <w:left w:val="single" w:color="BFBFBF" w:sz="4"/>
@@ -3276,7 +3276,7 @@
         </w:tc>
         <w:tc>
           <w:tcPr>
-            <w:tcW w:type="dxa" w:w="1800"/>
+            <w:tcW w:type="dxa" w:w="1700"/>
             <w:tcBorders>
               <w:top w:val="single" w:color="BFBFBF" w:sz="4"/>
               <w:left w:val="single" w:color="BFBFBF" w:sz="4"/>
@@ -3306,7 +3306,7 @@
         </w:tc>
         <w:tc>
           <w:tcPr>
-            <w:tcW w:type="dxa" w:w="2900"/>
+            <w:tcW w:type="dxa" w:w="3000"/>
             <w:tcBorders>
               <w:top w:val="single" w:color="BFBFBF" w:sz="4"/>
               <w:left w:val="single" w:color="BFBFBF" w:sz="4"/>
@@ -3336,7 +3336,7 @@
         </w:tc>
         <w:tc>
           <w:tcPr>
-            <w:tcW w:type="dxa" w:w="1100"/>
+            <w:tcW w:type="dxa" w:w="2938"/>
             <w:tcBorders>
               <w:top w:val="single" w:color="BFBFBF" w:sz="4"/>
               <w:left w:val="single" w:color="BFBFBF" w:sz="4"/>
@@ -3366,7 +3366,7 @@
         </w:tc>
         <w:tc>
           <w:tcPr>
-            <w:tcW w:type="dxa" w:w="800"/>
+            <w:tcW w:type="dxa" w:w="1000"/>
             <w:tcBorders>
               <w:top w:val="single" w:color="BFBFBF" w:sz="4"/>
               <w:left w:val="single" w:color="BFBFBF" w:sz="4"/>
@@ -3491,7 +3491,7 @@
         </w:tc>
         <w:tc>
           <w:tcPr>
-            <w:tcW w:type="dxa" w:w="3100"/>
+            <w:tcW w:type="dxa" w:w="3000"/>
             <w:tcBorders>
               <w:top w:val="single" w:color="BFBFBF" w:sz="4"/>
               <w:left w:val="single" w:color="BFBFBF" w:sz="4"/>
@@ -3534,7 +3534,7 @@
         </w:tc>
         <w:tc>
           <w:tcPr>
-            <w:tcW w:type="dxa" w:w="1800"/>
+            <w:tcW w:type="dxa" w:w="1700"/>
             <w:tcBorders>
               <w:top w:val="single" w:color="BFBFBF" w:sz="4"/>
               <w:left w:val="single" w:color="BFBFBF" w:sz="4"/>
@@ -3564,7 +3564,7 @@
         </w:tc>
         <w:tc>
           <w:tcPr>
-            <w:tcW w:type="dxa" w:w="2900"/>
+            <w:tcW w:type="dxa" w:w="3000"/>
             <w:tcBorders>
               <w:top w:val="single" w:color="BFBFBF" w:sz="4"/>
               <w:left w:val="single" w:color="BFBFBF" w:sz="4"/>
@@ -3594,7 +3594,7 @@
         </w:tc>
         <w:tc>
           <w:tcPr>
-            <w:tcW w:type="dxa" w:w="1100"/>
+            <w:tcW w:type="dxa" w:w="2938"/>
             <w:tcBorders>
               <w:top w:val="single" w:color="BFBFBF" w:sz="4"/>
               <w:left w:val="single" w:color="BFBFBF" w:sz="4"/>
@@ -3624,7 +3624,7 @@
         </w:tc>
         <w:tc>
           <w:tcPr>
-            <w:tcW w:type="dxa" w:w="800"/>
+            <w:tcW w:type="dxa" w:w="1000"/>
             <w:tcBorders>
               <w:top w:val="single" w:color="BFBFBF" w:sz="4"/>
               <w:left w:val="single" w:color="BFBFBF" w:sz="4"/>
@@ -3749,7 +3749,7 @@
         </w:tc>
         <w:tc>
           <w:tcPr>
-            <w:tcW w:type="dxa" w:w="3100"/>
+            <w:tcW w:type="dxa" w:w="3000"/>
             <w:tcBorders>
               <w:top w:val="single" w:color="BFBFBF" w:sz="4"/>
               <w:left w:val="single" w:color="BFBFBF" w:sz="4"/>
@@ -3805,7 +3805,7 @@
         </w:tc>
         <w:tc>
           <w:tcPr>
-            <w:tcW w:type="dxa" w:w="1800"/>
+            <w:tcW w:type="dxa" w:w="1700"/>
             <w:tcBorders>
               <w:top w:val="single" w:color="BFBFBF" w:sz="4"/>
               <w:left w:val="single" w:color="BFBFBF" w:sz="4"/>
@@ -3835,7 +3835,7 @@
         </w:tc>
         <w:tc>
           <w:tcPr>
-            <w:tcW w:type="dxa" w:w="2900"/>
+            <w:tcW w:type="dxa" w:w="3000"/>
             <w:tcBorders>
               <w:top w:val="single" w:color="BFBFBF" w:sz="4"/>
               <w:left w:val="single" w:color="BFBFBF" w:sz="4"/>
@@ -3865,7 +3865,7 @@
         </w:tc>
         <w:tc>
           <w:tcPr>
-            <w:tcW w:type="dxa" w:w="1100"/>
+            <w:tcW w:type="dxa" w:w="2938"/>
             <w:tcBorders>
               <w:top w:val="single" w:color="BFBFBF" w:sz="4"/>
               <w:left w:val="single" w:color="BFBFBF" w:sz="4"/>
@@ -3895,7 +3895,7 @@
         </w:tc>
         <w:tc>
           <w:tcPr>
-            <w:tcW w:type="dxa" w:w="800"/>
+            <w:tcW w:type="dxa" w:w="1000"/>
             <w:tcBorders>
               <w:top w:val="single" w:color="BFBFBF" w:sz="4"/>
               <w:left w:val="single" w:color="BFBFBF" w:sz="4"/>
@@ -4020,7 +4020,7 @@
         </w:tc>
         <w:tc>
           <w:tcPr>
-            <w:tcW w:type="dxa" w:w="3100"/>
+            <w:tcW w:type="dxa" w:w="3000"/>
             <w:tcBorders>
               <w:top w:val="single" w:color="BFBFBF" w:sz="4"/>
               <w:left w:val="single" w:color="BFBFBF" w:sz="4"/>
@@ -4070,13 +4070,13 @@
                 <w:sz w:val="17"/>
                 <w:szCs w:val="17"/>
               </w:rPr>
-              <w:t>3. Look at the first product</w:t>
-            </w:r>
-          </w:p>
-        </w:tc>
-        <w:tc>
-          <w:tcPr>
-            <w:tcW w:type="dxa" w:w="1800"/>
+              <w:t xml:space="preserve">3. Look at the first product</w:t>
+            </w:r>
+          </w:p>
+        </w:tc>
+        <w:tc>
+          <w:tcPr>
+            <w:tcW w:type="dxa" w:w="1700"/>
             <w:tcBorders>
               <w:top w:val="single" w:color="BFBFBF" w:sz="4"/>
               <w:left w:val="single" w:color="BFBFBF" w:sz="4"/>
@@ -4106,67 +4106,67 @@
         </w:tc>
         <w:tc>
           <w:tcPr>
-            <w:tcW w:type="dxa" w:w="2900"/>
-            <w:tcBorders>
-              <w:top w:val="single" w:color="BFBFBF" w:sz="4"/>
-              <w:left w:val="single" w:color="BFBFBF" w:sz="4"/>
-              <w:bottom w:val="single" w:color="BFBFBF" w:sz="4"/>
-              <w:right w:val="single" w:color="BFBFBF" w:sz="4"/>
-            </w:tcBorders>
-            <w:tcMar>
-              <w:top w:type="dxa" w:w="50"/>
-              <w:left w:type="dxa" w:w="80"/>
-              <w:bottom w:type="dxa" w:w="50"/>
-              <w:right w:type="dxa" w:w="80"/>
-            </w:tcMar>
-          </w:tcPr>
-          <w:p>
-            <w:r>
-              <w:rPr>
-                <w:rFonts w:ascii="Calibri" w:cs="Calibri" w:eastAsia="Calibri" w:hAnsi="Calibri"/>
-                <w:b w:val="false"/>
-                <w:bCs w:val="false"/>
-                <w:color w:val="000000"/>
-                <w:sz w:val="17"/>
-                <w:szCs w:val="17"/>
-              </w:rPr>
-              <w:t>First product is "Sauce Labs Onesie" (the cheapest, $7.99)</w:t>
-            </w:r>
-          </w:p>
-        </w:tc>
-        <w:tc>
-          <w:tcPr>
-            <w:tcW w:type="dxa" w:w="1100"/>
-            <w:tcBorders>
-              <w:top w:val="single" w:color="BFBFBF" w:sz="4"/>
-              <w:left w:val="single" w:color="BFBFBF" w:sz="4"/>
-              <w:bottom w:val="single" w:color="BFBFBF" w:sz="4"/>
-              <w:right w:val="single" w:color="BFBFBF" w:sz="4"/>
-            </w:tcBorders>
-            <w:tcMar>
-              <w:top w:type="dxa" w:w="50"/>
-              <w:left w:type="dxa" w:w="80"/>
-              <w:bottom w:type="dxa" w:w="50"/>
-              <w:right w:type="dxa" w:w="80"/>
-            </w:tcMar>
-          </w:tcPr>
-          <w:p>
-            <w:r>
-              <w:rPr>
-                <w:rFonts w:ascii="Calibri" w:cs="Calibri" w:eastAsia="Calibri" w:hAnsi="Calibri"/>
-                <w:b w:val="false"/>
-                <w:bCs w:val="false"/>
-                <w:color w:val="000000"/>
-                <w:sz w:val="17"/>
-                <w:szCs w:val="17"/>
-              </w:rPr>
-              <w:t>First product is "Sauce Labs Onesie" (the cheapest, $7.99)</w:t>
-            </w:r>
-          </w:p>
-        </w:tc>
-        <w:tc>
-          <w:tcPr>
-            <w:tcW w:type="dxa" w:w="800"/>
+            <w:tcW w:type="dxa" w:w="3000"/>
+            <w:tcBorders>
+              <w:top w:val="single" w:color="BFBFBF" w:sz="4"/>
+              <w:left w:val="single" w:color="BFBFBF" w:sz="4"/>
+              <w:bottom w:val="single" w:color="BFBFBF" w:sz="4"/>
+              <w:right w:val="single" w:color="BFBFBF" w:sz="4"/>
+            </w:tcBorders>
+            <w:tcMar>
+              <w:top w:type="dxa" w:w="50"/>
+              <w:left w:type="dxa" w:w="80"/>
+              <w:bottom w:type="dxa" w:w="50"/>
+              <w:right w:type="dxa" w:w="80"/>
+            </w:tcMar>
+          </w:tcPr>
+          <w:p>
+            <w:r>
+              <w:rPr>
+                <w:rFonts w:ascii="Calibri" w:cs="Calibri" w:eastAsia="Calibri" w:hAnsi="Calibri"/>
+                <w:b w:val="false"/>
+                <w:bCs w:val="false"/>
+                <w:color w:val="000000"/>
+                <w:sz w:val="17"/>
+                <w:szCs w:val="17"/>
+              </w:rPr>
+              <w:t xml:space="preserve">First product is "Sauce Labs Onesie" (the cheapest item)</w:t>
+            </w:r>
+          </w:p>
+        </w:tc>
+        <w:tc>
+          <w:tcPr>
+            <w:tcW w:type="dxa" w:w="2938"/>
+            <w:tcBorders>
+              <w:top w:val="single" w:color="BFBFBF" w:sz="4"/>
+              <w:left w:val="single" w:color="BFBFBF" w:sz="4"/>
+              <w:bottom w:val="single" w:color="BFBFBF" w:sz="4"/>
+              <w:right w:val="single" w:color="BFBFBF" w:sz="4"/>
+            </w:tcBorders>
+            <w:tcMar>
+              <w:top w:type="dxa" w:w="50"/>
+              <w:left w:type="dxa" w:w="80"/>
+              <w:bottom w:type="dxa" w:w="50"/>
+              <w:right w:type="dxa" w:w="80"/>
+            </w:tcMar>
+          </w:tcPr>
+          <w:p>
+            <w:r>
+              <w:rPr>
+                <w:rFonts w:ascii="Calibri" w:cs="Calibri" w:eastAsia="Calibri" w:hAnsi="Calibri"/>
+                <w:b w:val="false"/>
+                <w:bCs w:val="false"/>
+                <w:color w:val="000000"/>
+                <w:sz w:val="17"/>
+                <w:szCs w:val="17"/>
+              </w:rPr>
+              <w:t xml:space="preserve">First product is "Sauce Labs Onesie" (the cheapest item)</w:t>
+            </w:r>
+          </w:p>
+        </w:tc>
+        <w:tc>
+          <w:tcPr>
+            <w:tcW w:type="dxa" w:w="1000"/>
             <w:tcBorders>
               <w:top w:val="single" w:color="BFBFBF" w:sz="4"/>
               <w:left w:val="single" w:color="BFBFBF" w:sz="4"/>
@@ -4291,7 +4291,7 @@
         </w:tc>
         <w:tc>
           <w:tcPr>
-            <w:tcW w:type="dxa" w:w="3100"/>
+            <w:tcW w:type="dxa" w:w="3000"/>
             <w:tcBorders>
               <w:top w:val="single" w:color="BFBFBF" w:sz="4"/>
               <w:left w:val="single" w:color="BFBFBF" w:sz="4"/>
@@ -4334,7 +4334,7 @@
         </w:tc>
         <w:tc>
           <w:tcPr>
-            <w:tcW w:type="dxa" w:w="1800"/>
+            <w:tcW w:type="dxa" w:w="1700"/>
             <w:tcBorders>
               <w:top w:val="single" w:color="BFBFBF" w:sz="4"/>
               <w:left w:val="single" w:color="BFBFBF" w:sz="4"/>
@@ -4377,7 +4377,7 @@
         </w:tc>
         <w:tc>
           <w:tcPr>
-            <w:tcW w:type="dxa" w:w="2900"/>
+            <w:tcW w:type="dxa" w:w="3000"/>
             <w:tcBorders>
               <w:top w:val="single" w:color="BFBFBF" w:sz="4"/>
               <w:left w:val="single" w:color="BFBFBF" w:sz="4"/>
@@ -4407,7 +4407,7 @@
         </w:tc>
         <w:tc>
           <w:tcPr>
-            <w:tcW w:type="dxa" w:w="1100"/>
+            <w:tcW w:type="dxa" w:w="2938"/>
             <w:tcBorders>
               <w:top w:val="single" w:color="BFBFBF" w:sz="4"/>
               <w:left w:val="single" w:color="BFBFBF" w:sz="4"/>
@@ -4437,7 +4437,7 @@
         </w:tc>
         <w:tc>
           <w:tcPr>
-            <w:tcW w:type="dxa" w:w="800"/>
+            <w:tcW w:type="dxa" w:w="1000"/>
             <w:tcBorders>
               <w:top w:val="single" w:color="BFBFBF" w:sz="4"/>
               <w:left w:val="single" w:color="BFBFBF" w:sz="4"/>
@@ -4562,7 +4562,7 @@
         </w:tc>
         <w:tc>
           <w:tcPr>
-            <w:tcW w:type="dxa" w:w="3100"/>
+            <w:tcW w:type="dxa" w:w="3000"/>
             <w:tcBorders>
               <w:top w:val="single" w:color="BFBFBF" w:sz="4"/>
               <w:left w:val="single" w:color="BFBFBF" w:sz="4"/>
@@ -4618,7 +4618,7 @@
         </w:tc>
         <w:tc>
           <w:tcPr>
-            <w:tcW w:type="dxa" w:w="1800"/>
+            <w:tcW w:type="dxa" w:w="1700"/>
             <w:tcBorders>
               <w:top w:val="single" w:color="BFBFBF" w:sz="4"/>
               <w:left w:val="single" w:color="BFBFBF" w:sz="4"/>
@@ -4661,7 +4661,7 @@
         </w:tc>
         <w:tc>
           <w:tcPr>
-            <w:tcW w:type="dxa" w:w="2900"/>
+            <w:tcW w:type="dxa" w:w="3000"/>
             <w:tcBorders>
               <w:top w:val="single" w:color="BFBFBF" w:sz="4"/>
               <w:left w:val="single" w:color="BFBFBF" w:sz="4"/>
@@ -4691,7 +4691,7 @@
         </w:tc>
         <w:tc>
           <w:tcPr>
-            <w:tcW w:type="dxa" w:w="1100"/>
+            <w:tcW w:type="dxa" w:w="2938"/>
             <w:tcBorders>
               <w:top w:val="single" w:color="BFBFBF" w:sz="4"/>
               <w:left w:val="single" w:color="BFBFBF" w:sz="4"/>
@@ -4721,7 +4721,7 @@
         </w:tc>
         <w:tc>
           <w:tcPr>
-            <w:tcW w:type="dxa" w:w="800"/>
+            <w:tcW w:type="dxa" w:w="1000"/>
             <w:tcBorders>
               <w:top w:val="single" w:color="BFBFBF" w:sz="4"/>
               <w:left w:val="single" w:color="BFBFBF" w:sz="4"/>
@@ -4846,7 +4846,7 @@
         </w:tc>
         <w:tc>
           <w:tcPr>
-            <w:tcW w:type="dxa" w:w="3100"/>
+            <w:tcW w:type="dxa" w:w="3000"/>
             <w:tcBorders>
               <w:top w:val="single" w:color="BFBFBF" w:sz="4"/>
               <w:left w:val="single" w:color="BFBFBF" w:sz="4"/>
@@ -4902,7 +4902,7 @@
         </w:tc>
         <w:tc>
           <w:tcPr>
-            <w:tcW w:type="dxa" w:w="1800"/>
+            <w:tcW w:type="dxa" w:w="1700"/>
             <w:tcBorders>
               <w:top w:val="single" w:color="BFBFBF" w:sz="4"/>
               <w:left w:val="single" w:color="BFBFBF" w:sz="4"/>
@@ -4945,7 +4945,7 @@
         </w:tc>
         <w:tc>
           <w:tcPr>
-            <w:tcW w:type="dxa" w:w="2900"/>
+            <w:tcW w:type="dxa" w:w="3000"/>
             <w:tcBorders>
               <w:top w:val="single" w:color="BFBFBF" w:sz="4"/>
               <w:left w:val="single" w:color="BFBFBF" w:sz="4"/>
@@ -4975,7 +4975,7 @@
         </w:tc>
         <w:tc>
           <w:tcPr>
-            <w:tcW w:type="dxa" w:w="1100"/>
+            <w:tcW w:type="dxa" w:w="2938"/>
             <w:tcBorders>
               <w:top w:val="single" w:color="BFBFBF" w:sz="4"/>
               <w:left w:val="single" w:color="BFBFBF" w:sz="4"/>
@@ -5005,7 +5005,7 @@
         </w:tc>
         <w:tc>
           <w:tcPr>
-            <w:tcW w:type="dxa" w:w="800"/>
+            <w:tcW w:type="dxa" w:w="1000"/>
             <w:tcBorders>
               <w:top w:val="single" w:color="BFBFBF" w:sz="4"/>
               <w:left w:val="single" w:color="BFBFBF" w:sz="4"/>
@@ -5130,7 +5130,7 @@
         </w:tc>
         <w:tc>
           <w:tcPr>
-            <w:tcW w:type="dxa" w:w="3100"/>
+            <w:tcW w:type="dxa" w:w="3000"/>
             <w:tcBorders>
               <w:top w:val="single" w:color="BFBFBF" w:sz="4"/>
               <w:left w:val="single" w:color="BFBFBF" w:sz="4"/>
@@ -5186,7 +5186,7 @@
         </w:tc>
         <w:tc>
           <w:tcPr>
-            <w:tcW w:type="dxa" w:w="1800"/>
+            <w:tcW w:type="dxa" w:w="1700"/>
             <w:tcBorders>
               <w:top w:val="single" w:color="BFBFBF" w:sz="4"/>
               <w:left w:val="single" w:color="BFBFBF" w:sz="4"/>
@@ -5229,7 +5229,7 @@
         </w:tc>
         <w:tc>
           <w:tcPr>
-            <w:tcW w:type="dxa" w:w="2900"/>
+            <w:tcW w:type="dxa" w:w="3000"/>
             <w:tcBorders>
               <w:top w:val="single" w:color="BFBFBF" w:sz="4"/>
               <w:left w:val="single" w:color="BFBFBF" w:sz="4"/>
@@ -5259,7 +5259,7 @@
         </w:tc>
         <w:tc>
           <w:tcPr>
-            <w:tcW w:type="dxa" w:w="1100"/>
+            <w:tcW w:type="dxa" w:w="2938"/>
             <w:tcBorders>
               <w:top w:val="single" w:color="BFBFBF" w:sz="4"/>
               <w:left w:val="single" w:color="BFBFBF" w:sz="4"/>
@@ -5289,7 +5289,7 @@
         </w:tc>
         <w:tc>
           <w:tcPr>
-            <w:tcW w:type="dxa" w:w="800"/>
+            <w:tcW w:type="dxa" w:w="1000"/>
             <w:tcBorders>
               <w:top w:val="single" w:color="BFBFBF" w:sz="4"/>
               <w:left w:val="single" w:color="BFBFBF" w:sz="4"/>
@@ -5414,7 +5414,7 @@
         </w:tc>
         <w:tc>
           <w:tcPr>
-            <w:tcW w:type="dxa" w:w="3100"/>
+            <w:tcW w:type="dxa" w:w="3000"/>
             <w:tcBorders>
               <w:top w:val="single" w:color="BFBFBF" w:sz="4"/>
               <w:left w:val="single" w:color="BFBFBF" w:sz="4"/>
@@ -5483,7 +5483,7 @@
         </w:tc>
         <w:tc>
           <w:tcPr>
-            <w:tcW w:type="dxa" w:w="1800"/>
+            <w:tcW w:type="dxa" w:w="1700"/>
             <w:tcBorders>
               <w:top w:val="single" w:color="BFBFBF" w:sz="4"/>
               <w:left w:val="single" w:color="BFBFBF" w:sz="4"/>
@@ -5526,67 +5526,67 @@
         </w:tc>
         <w:tc>
           <w:tcPr>
-            <w:tcW w:type="dxa" w:w="2900"/>
-            <w:tcBorders>
-              <w:top w:val="single" w:color="BFBFBF" w:sz="4"/>
-              <w:left w:val="single" w:color="BFBFBF" w:sz="4"/>
-              <w:bottom w:val="single" w:color="BFBFBF" w:sz="4"/>
-              <w:right w:val="single" w:color="BFBFBF" w:sz="4"/>
-            </w:tcBorders>
-            <w:tcMar>
-              <w:top w:type="dxa" w:w="50"/>
-              <w:left w:type="dxa" w:w="80"/>
-              <w:bottom w:type="dxa" w:w="50"/>
-              <w:right w:type="dxa" w:w="80"/>
-            </w:tcMar>
-          </w:tcPr>
-          <w:p>
-            <w:r>
-              <w:rPr>
-                <w:rFonts w:ascii="Calibri" w:cs="Calibri" w:eastAsia="Calibri" w:hAnsi="Calibri"/>
-                <w:b w:val="false"/>
-                <w:bCs w:val="false"/>
-                <w:color w:val="000000"/>
-                <w:sz w:val="17"/>
-                <w:szCs w:val="17"/>
-              </w:rPr>
-              <w:t>Overview page opens (URL contains checkout-step-two); after Finish, confirmation "Thank you for your order!" is shown</w:t>
-            </w:r>
-          </w:p>
-        </w:tc>
-        <w:tc>
-          <w:tcPr>
-            <w:tcW w:type="dxa" w:w="1100"/>
-            <w:tcBorders>
-              <w:top w:val="single" w:color="BFBFBF" w:sz="4"/>
-              <w:left w:val="single" w:color="BFBFBF" w:sz="4"/>
-              <w:bottom w:val="single" w:color="BFBFBF" w:sz="4"/>
-              <w:right w:val="single" w:color="BFBFBF" w:sz="4"/>
-            </w:tcBorders>
-            <w:tcMar>
-              <w:top w:type="dxa" w:w="50"/>
-              <w:left w:type="dxa" w:w="80"/>
-              <w:bottom w:type="dxa" w:w="50"/>
-              <w:right w:type="dxa" w:w="80"/>
-            </w:tcMar>
-          </w:tcPr>
-          <w:p>
-            <w:r>
-              <w:rPr>
-                <w:rFonts w:ascii="Calibri" w:cs="Calibri" w:eastAsia="Calibri" w:hAnsi="Calibri"/>
-                <w:b w:val="false"/>
-                <w:bCs w:val="false"/>
-                <w:color w:val="000000"/>
-                <w:sz w:val="17"/>
-                <w:szCs w:val="17"/>
-              </w:rPr>
-              <w:t>Overview page opens (URL contains checkout-step-two); after Finish, confirmation "Thank you for your order!" is shown</w:t>
-            </w:r>
-          </w:p>
-        </w:tc>
-        <w:tc>
-          <w:tcPr>
-            <w:tcW w:type="dxa" w:w="800"/>
+            <w:tcW w:type="dxa" w:w="3000"/>
+            <w:tcBorders>
+              <w:top w:val="single" w:color="BFBFBF" w:sz="4"/>
+              <w:left w:val="single" w:color="BFBFBF" w:sz="4"/>
+              <w:bottom w:val="single" w:color="BFBFBF" w:sz="4"/>
+              <w:right w:val="single" w:color="BFBFBF" w:sz="4"/>
+            </w:tcBorders>
+            <w:tcMar>
+              <w:top w:type="dxa" w:w="50"/>
+              <w:left w:type="dxa" w:w="80"/>
+              <w:bottom w:type="dxa" w:w="50"/>
+              <w:right w:type="dxa" w:w="80"/>
+            </w:tcMar>
+          </w:tcPr>
+          <w:p>
+            <w:r>
+              <w:rPr>
+                <w:rFonts w:ascii="Calibri" w:cs="Calibri" w:eastAsia="Calibri" w:hAnsi="Calibri"/>
+                <w:b w:val="false"/>
+                <w:bCs w:val="false"/>
+                <w:color w:val="000000"/>
+                <w:sz w:val="17"/>
+                <w:szCs w:val="17"/>
+              </w:rPr>
+              <w:t xml:space="preserve">Checkout overview page opens (URL contains checkout-step-two); after Finish, confirmation "Thank you for your order!"</w:t>
+            </w:r>
+          </w:p>
+        </w:tc>
+        <w:tc>
+          <w:tcPr>
+            <w:tcW w:type="dxa" w:w="2938"/>
+            <w:tcBorders>
+              <w:top w:val="single" w:color="BFBFBF" w:sz="4"/>
+              <w:left w:val="single" w:color="BFBFBF" w:sz="4"/>
+              <w:bottom w:val="single" w:color="BFBFBF" w:sz="4"/>
+              <w:right w:val="single" w:color="BFBFBF" w:sz="4"/>
+            </w:tcBorders>
+            <w:tcMar>
+              <w:top w:type="dxa" w:w="50"/>
+              <w:left w:type="dxa" w:w="80"/>
+              <w:bottom w:type="dxa" w:w="50"/>
+              <w:right w:type="dxa" w:w="80"/>
+            </w:tcMar>
+          </w:tcPr>
+          <w:p>
+            <w:r>
+              <w:rPr>
+                <w:rFonts w:ascii="Calibri" w:cs="Calibri" w:eastAsia="Calibri" w:hAnsi="Calibri"/>
+                <w:b w:val="false"/>
+                <w:bCs w:val="false"/>
+                <w:color w:val="000000"/>
+                <w:sz w:val="17"/>
+                <w:szCs w:val="17"/>
+              </w:rPr>
+              <w:t xml:space="preserve">Checkout overview page opens (URL contains checkout-step-two); after Finish, confirmation "Thank you for your order!"</w:t>
+            </w:r>
+          </w:p>
+        </w:tc>
+        <w:tc>
+          <w:tcPr>
+            <w:tcW w:type="dxa" w:w="1000"/>
             <w:tcBorders>
               <w:top w:val="single" w:color="BFBFBF" w:sz="4"/>
               <w:left w:val="single" w:color="BFBFBF" w:sz="4"/>
@@ -5711,7 +5711,7 @@
         </w:tc>
         <w:tc>
           <w:tcPr>
-            <w:tcW w:type="dxa" w:w="3100"/>
+            <w:tcW w:type="dxa" w:w="3000"/>
             <w:tcBorders>
               <w:top w:val="single" w:color="BFBFBF" w:sz="4"/>
               <w:left w:val="single" w:color="BFBFBF" w:sz="4"/>
@@ -5767,7 +5767,7 @@
         </w:tc>
         <w:tc>
           <w:tcPr>
-            <w:tcW w:type="dxa" w:w="1800"/>
+            <w:tcW w:type="dxa" w:w="1700"/>
             <w:tcBorders>
               <w:top w:val="single" w:color="BFBFBF" w:sz="4"/>
               <w:left w:val="single" w:color="BFBFBF" w:sz="4"/>
@@ -5810,7 +5810,7 @@
         </w:tc>
         <w:tc>
           <w:tcPr>
-            <w:tcW w:type="dxa" w:w="2900"/>
+            <w:tcW w:type="dxa" w:w="3000"/>
             <w:tcBorders>
               <w:top w:val="single" w:color="BFBFBF" w:sz="4"/>
               <w:left w:val="single" w:color="BFBFBF" w:sz="4"/>
@@ -5840,7 +5840,7 @@
         </w:tc>
         <w:tc>
           <w:tcPr>
-            <w:tcW w:type="dxa" w:w="1100"/>
+            <w:tcW w:type="dxa" w:w="2938"/>
             <w:tcBorders>
               <w:top w:val="single" w:color="BFBFBF" w:sz="4"/>
               <w:left w:val="single" w:color="BFBFBF" w:sz="4"/>
@@ -5870,7 +5870,7 @@
         </w:tc>
         <w:tc>
           <w:tcPr>
-            <w:tcW w:type="dxa" w:w="800"/>
+            <w:tcW w:type="dxa" w:w="1000"/>
             <w:tcBorders>
               <w:top w:val="single" w:color="BFBFBF" w:sz="4"/>
               <w:left w:val="single" w:color="BFBFBF" w:sz="4"/>
@@ -5995,7 +5995,7 @@
         </w:tc>
         <w:tc>
           <w:tcPr>
-            <w:tcW w:type="dxa" w:w="3100"/>
+            <w:tcW w:type="dxa" w:w="3000"/>
             <w:tcBorders>
               <w:top w:val="single" w:color="BFBFBF" w:sz="4"/>
               <w:left w:val="single" w:color="BFBFBF" w:sz="4"/>
@@ -6051,7 +6051,7 @@
         </w:tc>
         <w:tc>
           <w:tcPr>
-            <w:tcW w:type="dxa" w:w="1800"/>
+            <w:tcW w:type="dxa" w:w="1700"/>
             <w:tcBorders>
               <w:top w:val="single" w:color="BFBFBF" w:sz="4"/>
               <w:left w:val="single" w:color="BFBFBF" w:sz="4"/>
@@ -6094,7 +6094,7 @@
         </w:tc>
         <w:tc>
           <w:tcPr>
-            <w:tcW w:type="dxa" w:w="2900"/>
+            <w:tcW w:type="dxa" w:w="3000"/>
             <w:tcBorders>
               <w:top w:val="single" w:color="BFBFBF" w:sz="4"/>
               <w:left w:val="single" w:color="BFBFBF" w:sz="4"/>
@@ -6124,7 +6124,7 @@
         </w:tc>
         <w:tc>
           <w:tcPr>
-            <w:tcW w:type="dxa" w:w="1100"/>
+            <w:tcW w:type="dxa" w:w="2938"/>
             <w:tcBorders>
               <w:top w:val="single" w:color="BFBFBF" w:sz="4"/>
               <w:left w:val="single" w:color="BFBFBF" w:sz="4"/>
@@ -6154,7 +6154,7 @@
         </w:tc>
         <w:tc>
           <w:tcPr>
-            <w:tcW w:type="dxa" w:w="800"/>
+            <w:tcW w:type="dxa" w:w="1000"/>
             <w:tcBorders>
               <w:top w:val="single" w:color="BFBFBF" w:sz="4"/>
               <w:left w:val="single" w:color="BFBFBF" w:sz="4"/>
@@ -6279,7 +6279,7 @@
         </w:tc>
         <w:tc>
           <w:tcPr>
-            <w:tcW w:type="dxa" w:w="3100"/>
+            <w:tcW w:type="dxa" w:w="3000"/>
             <w:tcBorders>
               <w:top w:val="single" w:color="BFBFBF" w:sz="4"/>
               <w:left w:val="single" w:color="BFBFBF" w:sz="4"/>
@@ -6335,7 +6335,7 @@
         </w:tc>
         <w:tc>
           <w:tcPr>
-            <w:tcW w:type="dxa" w:w="1800"/>
+            <w:tcW w:type="dxa" w:w="1700"/>
             <w:tcBorders>
               <w:top w:val="single" w:color="BFBFBF" w:sz="4"/>
               <w:left w:val="single" w:color="BFBFBF" w:sz="4"/>
@@ -6365,67 +6365,67 @@
         </w:tc>
         <w:tc>
           <w:tcPr>
-            <w:tcW w:type="dxa" w:w="2900"/>
-            <w:tcBorders>
-              <w:top w:val="single" w:color="BFBFBF" w:sz="4"/>
-              <w:left w:val="single" w:color="BFBFBF" w:sz="4"/>
-              <w:bottom w:val="single" w:color="BFBFBF" w:sz="4"/>
-              <w:right w:val="single" w:color="BFBFBF" w:sz="4"/>
-            </w:tcBorders>
-            <w:tcMar>
-              <w:top w:type="dxa" w:w="50"/>
-              <w:left w:type="dxa" w:w="80"/>
-              <w:bottom w:type="dxa" w:w="50"/>
-              <w:right w:type="dxa" w:w="80"/>
-            </w:tcMar>
-          </w:tcPr>
-          <w:p>
-            <w:r>
-              <w:rPr>
-                <w:rFonts w:ascii="Calibri" w:cs="Calibri" w:eastAsia="Calibri" w:hAnsi="Calibri"/>
-                <w:b w:val="false"/>
-                <w:bCs w:val="false"/>
-                <w:color w:val="000000"/>
-                <w:sz w:val="17"/>
-                <w:szCs w:val="17"/>
-              </w:rPr>
-              <w:t xml:space="preserve">Login page is shown; Login button is visible</w:t>
-            </w:r>
-          </w:p>
-        </w:tc>
-        <w:tc>
-          <w:tcPr>
-            <w:tcW w:type="dxa" w:w="1100"/>
-            <w:tcBorders>
-              <w:top w:val="single" w:color="BFBFBF" w:sz="4"/>
-              <w:left w:val="single" w:color="BFBFBF" w:sz="4"/>
-              <w:bottom w:val="single" w:color="BFBFBF" w:sz="4"/>
-              <w:right w:val="single" w:color="BFBFBF" w:sz="4"/>
-            </w:tcBorders>
-            <w:tcMar>
-              <w:top w:type="dxa" w:w="50"/>
-              <w:left w:type="dxa" w:w="80"/>
-              <w:bottom w:type="dxa" w:w="50"/>
-              <w:right w:type="dxa" w:w="80"/>
-            </w:tcMar>
-          </w:tcPr>
-          <w:p>
-            <w:r>
-              <w:rPr>
-                <w:rFonts w:ascii="Calibri" w:cs="Calibri" w:eastAsia="Calibri" w:hAnsi="Calibri"/>
-                <w:b w:val="false"/>
-                <w:bCs w:val="false"/>
-                <w:color w:val="000000"/>
-                <w:sz w:val="17"/>
-                <w:szCs w:val="17"/>
-              </w:rPr>
-              <w:t xml:space="preserve">Login page is shown; Login button is visible</w:t>
-            </w:r>
-          </w:p>
-        </w:tc>
-        <w:tc>
-          <w:tcPr>
-            <w:tcW w:type="dxa" w:w="800"/>
+            <w:tcW w:type="dxa" w:w="3000"/>
+            <w:tcBorders>
+              <w:top w:val="single" w:color="BFBFBF" w:sz="4"/>
+              <w:left w:val="single" w:color="BFBFBF" w:sz="4"/>
+              <w:bottom w:val="single" w:color="BFBFBF" w:sz="4"/>
+              <w:right w:val="single" w:color="BFBFBF" w:sz="4"/>
+            </w:tcBorders>
+            <w:tcMar>
+              <w:top w:type="dxa" w:w="50"/>
+              <w:left w:type="dxa" w:w="80"/>
+              <w:bottom w:type="dxa" w:w="50"/>
+              <w:right w:type="dxa" w:w="80"/>
+            </w:tcMar>
+          </w:tcPr>
+          <w:p>
+            <w:r>
+              <w:rPr>
+                <w:rFonts w:ascii="Calibri" w:cs="Calibri" w:eastAsia="Calibri" w:hAnsi="Calibri"/>
+                <w:b w:val="false"/>
+                <w:bCs w:val="false"/>
+                <w:color w:val="000000"/>
+                <w:sz w:val="17"/>
+                <w:szCs w:val="17"/>
+              </w:rPr>
+              <w:t xml:space="preserve">Login button is visible (login page is shown)</w:t>
+            </w:r>
+          </w:p>
+        </w:tc>
+        <w:tc>
+          <w:tcPr>
+            <w:tcW w:type="dxa" w:w="2938"/>
+            <w:tcBorders>
+              <w:top w:val="single" w:color="BFBFBF" w:sz="4"/>
+              <w:left w:val="single" w:color="BFBFBF" w:sz="4"/>
+              <w:bottom w:val="single" w:color="BFBFBF" w:sz="4"/>
+              <w:right w:val="single" w:color="BFBFBF" w:sz="4"/>
+            </w:tcBorders>
+            <w:tcMar>
+              <w:top w:type="dxa" w:w="50"/>
+              <w:left w:type="dxa" w:w="80"/>
+              <w:bottom w:type="dxa" w:w="50"/>
+              <w:right w:type="dxa" w:w="80"/>
+            </w:tcMar>
+          </w:tcPr>
+          <w:p>
+            <w:r>
+              <w:rPr>
+                <w:rFonts w:ascii="Calibri" w:cs="Calibri" w:eastAsia="Calibri" w:hAnsi="Calibri"/>
+                <w:b w:val="false"/>
+                <w:bCs w:val="false"/>
+                <w:color w:val="000000"/>
+                <w:sz w:val="17"/>
+                <w:szCs w:val="17"/>
+              </w:rPr>
+              <w:t xml:space="preserve">Login button is visible (login page is shown)</w:t>
+            </w:r>
+          </w:p>
+        </w:tc>
+        <w:tc>
+          <w:tcPr>
+            <w:tcW w:type="dxa" w:w="1000"/>
             <w:tcBorders>
               <w:top w:val="single" w:color="BFBFBF" w:sz="4"/>
               <w:left w:val="single" w:color="BFBFBF" w:sz="4"/>
@@ -6534,7 +6534,7 @@
           <w:sz w:val="22"/>
           <w:szCs w:val="22"/>
         </w:rPr>
-        <w:t>The tests depend on the current SauceDemo demo data (6 products and the first product after each sort). If the site data changes, TC07 to TC09 need updating.</w:t>
+        <w:t xml:space="preserve">The tests depend on the current SauceDemo demo data (6 products and the first product after each sort). If the site data changes, TC07 to TC09 need updating.</w:t>
       </w:r>
     </w:p>
     <w:p>
